--- a/labs/lab-08/executive-brief.docx
+++ b/labs/lab-08/executive-brief.docx
@@ -12,7 +12,7 @@
     </w:p>
     <w:p>
       <w:r>
-        <w:t>Lab 08: Adoption and scale plan</w:t>
+        <w:t>Lab 08: Pilot adoption and work redesign</w:t>
       </w:r>
     </w:p>
     <w:p>
@@ -38,22 +38,22 @@
         <w:pStyle w:val="Heading2"/>
       </w:pPr>
       <w:r>
-        <w:t>NS-36: Use-case portfolio</w:t>
+        <w:t>NS-36: Map a work journey</w:t>
       </w:r>
     </w:p>
     <w:p>
       <w:r>
-        <w:t>Business input: Twelve candidate workflows</w:t>
+        <w:t>Business input: Chat, workflow and agent opportunities</w:t>
       </w:r>
     </w:p>
     <w:p>
       <w:r>
-        <w:t>Required output: Ranked opportunity portfolio</w:t>
+        <w:t>Required output: Future-state journey map</w:t>
       </w:r>
     </w:p>
     <w:p>
       <w:r>
-        <w:t>Review gate: Reject ownerless or unsafe use case</w:t>
+        <w:t>Review gate: Keep human decisions visible</w:t>
       </w:r>
     </w:p>
     <w:p>
@@ -61,22 +61,22 @@
         <w:pStyle w:val="Heading2"/>
       </w:pPr>
       <w:r>
-        <w:t>NS-37: Adoption baseline</w:t>
+        <w:t>NS-37: Choose a first cohort</w:t>
       </w:r>
     </w:p>
     <w:p>
       <w:r>
-        <w:t>Business input: Usage by role and department</w:t>
+        <w:t>Business input: Thirty synthetic seats across three teams</w:t>
       </w:r>
     </w:p>
     <w:p>
       <w:r>
-        <w:t>Required output: Adoption baseline chart</w:t>
+        <w:t>Required output: Pilot cohort plan</w:t>
       </w:r>
     </w:p>
     <w:p>
       <w:r>
-        <w:t>Review gate: Separate sign-in from productive use</w:t>
+        <w:t>Review gate: Sponsor signs selection criteria</w:t>
       </w:r>
     </w:p>
     <w:p>
@@ -84,22 +84,22 @@
         <w:pStyle w:val="Heading2"/>
       </w:pPr>
       <w:r>
-        <w:t>NS-38: Enablement design</w:t>
+        <w:t>NS-38: Prepare managers</w:t>
       </w:r>
     </w:p>
     <w:p>
       <w:r>
-        <w:t>Business input: Three role-specific skill gaps</w:t>
+        <w:t>Business input: Role questions and practice needs</w:t>
       </w:r>
     </w:p>
     <w:p>
       <w:r>
-        <w:t>Required output: 90-day enablement calendar</w:t>
+        <w:t>Required output: Manager enablement brief</w:t>
       </w:r>
     </w:p>
     <w:p>
       <w:r>
-        <w:t>Review gate: Manager commits time for practice</w:t>
+        <w:t>Review gate: Managers can explain limits and outcomes</w:t>
       </w:r>
     </w:p>
     <w:p>
@@ -107,22 +107,22 @@
         <w:pStyle w:val="Heading2"/>
       </w:pPr>
       <w:r>
-        <w:t>NS-39: Feedback loop</w:t>
+        <w:t>NS-39: Collect user feedback</w:t>
       </w:r>
     </w:p>
     <w:p>
       <w:r>
-        <w:t>Business input: Pilot questions and complaints</w:t>
+        <w:t>Business input: Synthetic comments from first two weeks</w:t>
       </w:r>
     </w:p>
     <w:p>
       <w:r>
-        <w:t>Required output: Prioritised improvement backlog</w:t>
+        <w:t>Required output: Improvement backlog</w:t>
       </w:r>
     </w:p>
     <w:p>
       <w:r>
-        <w:t>Review gate: Assign owner and due date</w:t>
+        <w:t>Review gate: Assign an owner and due date</w:t>
       </w:r>
     </w:p>
     <w:p>
@@ -130,22 +130,22 @@
         <w:pStyle w:val="Heading2"/>
       </w:pPr>
       <w:r>
-        <w:t>NS-40: Scale gate</w:t>
+        <w:t>NS-40: Set scale gate</w:t>
       </w:r>
     </w:p>
     <w:p>
       <w:r>
-        <w:t>Business input: Pilot adoption, quality and risk data</w:t>
+        <w:t>Business input: Adoption, quality and risk observations</w:t>
       </w:r>
     </w:p>
     <w:p>
       <w:r>
-        <w:t>Required output: Wave-two decision paper</w:t>
+        <w:t>Required output: Scale decision checklist</w:t>
       </w:r>
     </w:p>
     <w:p>
       <w:r>
-        <w:t>Review gate: Every critical threshold passes</w:t>
+        <w:t>Review gate: Critical failure blocks scale</w:t>
       </w:r>
     </w:p>
     <w:sectPr>
